--- a/Week 4 Submission/Cover_Page_and_Links.docx
+++ b/Week 4 Submission/Cover_Page_and_Links.docx
@@ -393,51 +393,6 @@
           </w:tcPr>
           <w:p>
             <w:pPr>
-              <w:keepNext/>
-              <w:spacing w:before="40" w:after="40"/>
-              <w:rPr>
-                <w:sz w:val="20"/>
-              </w:rPr>
-            </w:pPr>
-            <w:r>
-              <w:rPr>
-                <w:sz w:val="20"/>
-              </w:rPr>
-              <w:t>Walkthrough video (3-5 minutes)</w:t>
-            </w:r>
-          </w:p>
-        </w:tc>
-        <w:tc>
-          <w:tcPr>
-            <w:tcW w:w="6760" w:type="dxa"/>
-          </w:tcPr>
-          <w:p>
-            <w:pPr>
-              <w:keepNext/>
-              <w:spacing w:before="40" w:after="40"/>
-              <w:rPr>
-                <w:sz w:val="20"/>
-              </w:rPr>
-            </w:pPr>
-            <w:r>
-              <w:rPr>
-                <w:sz w:val="20"/>
-              </w:rPr>
-              <w:t>[Insert the link to the screen recording]</w:t>
-            </w:r>
-          </w:p>
-        </w:tc>
-      </w:tr>
-      <w:tr>
-        <w:trPr>
-          <w:cantSplit/>
-        </w:trPr>
-        <w:tc>
-          <w:tcPr>
-            <w:tcW w:w="3220" w:type="dxa"/>
-          </w:tcPr>
-          <w:p>
-            <w:pPr>
               <w:spacing w:before="40" w:after="40"/>
               <w:rPr>
                 <w:sz w:val="20"/>
@@ -764,7 +719,7 @@
               <w:rPr>
                 <w:sz w:val="20"/>
               </w:rPr>
-              <w:t>Test Plan; Test Cases and Results (55 test cases); Defect Log (5 defects); Requirements Traceability Matrix (21 requirements)</w:t>
+              <w:t>Test Plan; Test Cases and Results (81 test cases); Defect Log (7 defects); Requirements Traceability Matrix (25 requirements)</w:t>
             </w:r>
           </w:p>
         </w:tc>
